--- a/Textes/Текст страницы - Подбор водителей топливозаправщика.docx
+++ b/Textes/Текст страницы - Подбор водителей топливозаправщика.docx
@@ -1641,6 +1641,90 @@
         </w:rPr>
         <w:t>Работаем с заявками по всей России. Регион для водителей топливозаправщика учитываем до начала первичного отбора.</w:t>
       </w:r>
+    </w:p>
+    <w:p>
+      <w:r>
+        <w:br w:type="page"/>
+      </w:r>
+    </w:p>
+    <w:p>
+      <w:bookmarkStart w:id="1" w:name="license_0_code"/>
+      <w:r>
+        <w:t>C</w:t>
+      </w:r>
+      <w:bookmarkEnd w:id="1"/>
+    </w:p>
+    <w:p>
+      <w:bookmarkStart w:id="2" w:name="license_0_label"/>
+      <w:r>
+        <w:t>Топливозаправщики и автоцистерны</w:t>
+      </w:r>
+      <w:bookmarkEnd w:id="2"/>
+    </w:p>
+    <w:p>
+      <w:bookmarkStart w:id="3" w:name="license_0_title"/>
+      <w:pPr>
+        <w:pStyle w:val="21"/>
+      </w:pPr>
+      <w:r>
+        <w:t>Категория прав и опыт работы с топливозаправщиком</w:t>
+      </w:r>
+      <w:bookmarkEnd w:id="3"/>
+    </w:p>
+    <w:p>
+      <w:bookmarkStart w:id="4" w:name="license_0_intro"/>
+      <w:r>
+        <w:t>Предоставляем водителей топливозаправщиков и автомобильных цистерн под задачи объекта. Для автомобиля свыше 3,5 т требуется категория C; дополнительно учитываем характер груза и операции с топливом.</w:t>
+      </w:r>
+      <w:bookmarkEnd w:id="4"/>
+    </w:p>
+    <w:p>
+      <w:bookmarkStart w:id="5" w:name="license_0_note"/>
+      <w:r>
+        <w:t>Одной водительской категории недостаточно, чтобы подтвердить готовность ко всем операциям с топливом. Дополнительные требования согласуем для конкретной работы.</w:t>
+      </w:r>
+      <w:bookmarkEnd w:id="5"/>
+    </w:p>
+    <w:p>
+      <w:bookmarkStart w:id="6" w:name="license_0_brief"/>
+      <w:r>
+        <w:t>Укажите модель автомобиля, вид топлива, маршруты и порядок заправки техники на объекте.</w:t>
+      </w:r>
+      <w:bookmarkEnd w:id="6"/>
+    </w:p>
+    <w:p>
+      <w:bookmarkStart w:id="7" w:name="license_0_item_0_title"/>
+      <w:pPr>
+        <w:pStyle w:val="31"/>
+      </w:pPr>
+      <w:r>
+        <w:t>Транспорт и оборудование</w:t>
+      </w:r>
+      <w:bookmarkEnd w:id="7"/>
+    </w:p>
+    <w:p>
+      <w:bookmarkStart w:id="8" w:name="license_0_item_0_body"/>
+      <w:r>
+        <w:t>Проверяем опыт на указанной машине, работу с заправочным оборудованием и условия обслуживания техники на площадке.</w:t>
+      </w:r>
+      <w:bookmarkEnd w:id="8"/>
+    </w:p>
+    <w:p>
+      <w:bookmarkStart w:id="9" w:name="license_0_item_1_title"/>
+      <w:pPr>
+        <w:pStyle w:val="31"/>
+      </w:pPr>
+      <w:r>
+        <w:t>Документы под задачу</w:t>
+      </w:r>
+      <w:bookmarkEnd w:id="9"/>
+    </w:p>
+    <w:p>
+      <w:bookmarkStart w:id="10" w:name="license_0_item_1_body"/>
+      <w:r>
+        <w:t>Уточняем требуемые документы и допуски с учётом груза, маршрута и применимых требований к опасным грузам.</w:t>
+      </w:r>
+      <w:bookmarkEnd w:id="10"/>
     </w:p>
     <w:sectPr>
       <w:pgSz w:w="12240" w:h="15840"/>
